--- a/2-periodo/Sociedade em rede/ARP-02.docx
+++ b/2-periodo/Sociedade em rede/ARP-02.docx
@@ -264,14 +264,7 @@
           <w:b/>
           <w:bCs/>
         </w:rPr>
-        <w:t>Compreensão das Necessidades</w:t>
-      </w:r>
-      <w:r>
-        <w:rPr>
-          <w:b/>
-          <w:bCs/>
-        </w:rPr>
-        <w:t xml:space="preserve">: </w:t>
+        <w:t xml:space="preserve">Compreensão das Necessidades: </w:t>
       </w:r>
       <w:r>
         <w:rPr>
@@ -307,73 +300,37 @@
         <w:rPr>
           <w:b/>
         </w:rPr>
-        <w:t>Validação de Conceitos e Soluções:</w:t>
-      </w:r>
-      <w:r>
-        <w:rPr>
-          <w:bCs/>
-        </w:rPr>
-        <w:t xml:space="preserve"> A pesquisa ajuda a validar as ideias e soluções propostas.</w:t>
-      </w:r>
-      <w:r>
-        <w:rPr>
-          <w:bCs/>
-        </w:rPr>
-        <w:t xml:space="preserve"> Já que podemos</w:t>
-      </w:r>
-      <w:r>
-        <w:rPr>
-          <w:bCs/>
-        </w:rPr>
-        <w:t xml:space="preserve"> </w:t>
-      </w:r>
-      <w:r>
-        <w:rPr>
-          <w:bCs/>
-        </w:rPr>
-        <w:t>e</w:t>
-      </w:r>
-      <w:r>
-        <w:rPr>
-          <w:bCs/>
-        </w:rPr>
-        <w:t xml:space="preserve">nvolver os principais stakeholders, como </w:t>
-      </w:r>
-      <w:r>
-        <w:rPr>
-          <w:bCs/>
-        </w:rPr>
-        <w:t>professores</w:t>
-      </w:r>
-      <w:r>
-        <w:rPr>
-          <w:bCs/>
-        </w:rPr>
-        <w:t xml:space="preserve"> e pais, em pesquisas e testes</w:t>
-      </w:r>
-      <w:r>
-        <w:rPr>
-          <w:bCs/>
-        </w:rPr>
-        <w:t xml:space="preserve">, assim </w:t>
-      </w:r>
-      <w:r>
-        <w:rPr>
-          <w:bCs/>
-        </w:rPr>
-        <w:t>ajuda</w:t>
-      </w:r>
-      <w:r>
-        <w:rPr>
-          <w:bCs/>
-        </w:rPr>
-        <w:t>rá</w:t>
-      </w:r>
-      <w:r>
-        <w:rPr>
-          <w:bCs/>
-        </w:rPr>
-        <w:t xml:space="preserve"> a garantir que as soluções atendam às necessidades reais e sejam bem recebidas</w:t>
+        <w:t>Acompanhamento das Tendências Tecnológicas:</w:t>
+      </w:r>
+      <w:r>
+        <w:rPr>
+          <w:bCs/>
+        </w:rPr>
+        <w:t xml:space="preserve"> A pesquisa constante das tendências tecnológicas é crucial para identificar as tecnologias de ponta que podem ser aplicadas com sucesso na educação básica. Isso inclui o monitoramento de avanços em inteligência artificial, </w:t>
+      </w:r>
+      <w:r>
+        <w:rPr>
+          <w:bCs/>
+        </w:rPr>
+        <w:t>IOT</w:t>
+      </w:r>
+      <w:r>
+        <w:rPr>
+          <w:bCs/>
+        </w:rPr>
+        <w:t xml:space="preserve">, realidade virtual, análise de dados e </w:t>
+      </w:r>
+      <w:r>
+        <w:rPr>
+          <w:bCs/>
+        </w:rPr>
+        <w:t>diversas</w:t>
+      </w:r>
+      <w:r>
+        <w:rPr>
+          <w:bCs/>
+        </w:rPr>
+        <w:t xml:space="preserve"> áreas relacionadas à tecnologia educacional</w:t>
       </w:r>
       <w:r>
         <w:rPr>
@@ -396,50 +353,15 @@
       <w:r>
         <w:rPr>
           <w:b/>
-        </w:rPr>
-        <w:t>Adaptação às Mudanças:</w:t>
-      </w:r>
-      <w:r>
-        <w:rPr>
-          <w:bCs/>
-        </w:rPr>
-        <w:t xml:space="preserve"> </w:t>
-      </w:r>
-      <w:r>
-        <w:rPr>
-          <w:bCs/>
-        </w:rPr>
-        <w:t>Durante o decorrer dos anos o</w:t>
-      </w:r>
-      <w:r>
-        <w:rPr>
-          <w:bCs/>
-        </w:rPr>
-        <w:t xml:space="preserve"> ambiente educacional</w:t>
-      </w:r>
-      <w:r>
-        <w:rPr>
-          <w:bCs/>
-        </w:rPr>
-        <w:t xml:space="preserve"> sempre esteve em constante</w:t>
-      </w:r>
-      <w:r>
-        <w:rPr>
-          <w:bCs/>
-        </w:rPr>
-        <w:t xml:space="preserve"> mudanças, especialmente em resposta a eventos como pandemias. </w:t>
-      </w:r>
-      <w:r>
-        <w:rPr>
-          <w:bCs/>
-        </w:rPr>
-        <w:t>E para contornar isso as pesquisas que realizamos nos ajuda adaptarmos</w:t>
-      </w:r>
-      <w:r>
-        <w:rPr>
-          <w:bCs/>
-        </w:rPr>
-        <w:t xml:space="preserve"> rapidamente a essas mudanças, ajustando suas soluções de acordo com as necessidades emergentes</w:t>
+          <w:bCs/>
+        </w:rPr>
+        <w:t>Feedback Contínuo:</w:t>
+      </w:r>
+      <w:r>
+        <w:rPr>
+          <w:bCs/>
+        </w:rPr>
+        <w:t xml:space="preserve"> A coleta e análise do feedback dos usuários, como professores, alunos e pais, é uma parte essencial da pesquisa. Isso permite que a startup aprimore constantemente suas soluções com base no que funciona melhor na prática e no que precisa de ajustes</w:t>
       </w:r>
       <w:r>
         <w:rPr>
@@ -456,27 +378,80 @@
           <w:numId w:val="3"/>
         </w:numPr>
         <w:rPr>
+          <w:bCs/>
+        </w:rPr>
+      </w:pPr>
+      <w:r>
+        <w:rPr>
           <w:b/>
-          <w:bCs/>
-        </w:rPr>
-      </w:pPr>
-      <w:r>
-        <w:rPr>
-          <w:b/>
-        </w:rPr>
-        <w:t>Credibilidade e Confiança:</w:t>
-      </w:r>
-      <w:r>
-        <w:rPr>
-          <w:bCs/>
-        </w:rPr>
-        <w:t xml:space="preserve"> Uma abordagem fundamentada em pesquisa aumenta a credibilidade. Isso é importante quando se busca a confiança de instituições de ensino, pais e</w:t>
-      </w:r>
-      <w:r>
-        <w:rPr>
-          <w:bCs/>
-        </w:rPr>
-        <w:t xml:space="preserve"> os alunos, para que os mesmos se sintam confortáveis em utilizar o sistema a ser desenvolvido</w:t>
+        </w:rPr>
+        <w:t>Validação de Conceitos e Soluções:</w:t>
+      </w:r>
+      <w:r>
+        <w:rPr>
+          <w:bCs/>
+        </w:rPr>
+        <w:t xml:space="preserve"> A pesquisa ajuda a validar as ideias e soluções propostas.</w:t>
+      </w:r>
+      <w:r>
+        <w:rPr>
+          <w:bCs/>
+        </w:rPr>
+        <w:t xml:space="preserve"> Já que podemos</w:t>
+      </w:r>
+      <w:r>
+        <w:rPr>
+          <w:bCs/>
+        </w:rPr>
+        <w:t xml:space="preserve"> </w:t>
+      </w:r>
+      <w:r>
+        <w:rPr>
+          <w:bCs/>
+        </w:rPr>
+        <w:t>e</w:t>
+      </w:r>
+      <w:r>
+        <w:rPr>
+          <w:bCs/>
+        </w:rPr>
+        <w:t xml:space="preserve">nvolver os principais stakeholders, como </w:t>
+      </w:r>
+      <w:r>
+        <w:rPr>
+          <w:bCs/>
+        </w:rPr>
+        <w:t>professores</w:t>
+      </w:r>
+      <w:r>
+        <w:rPr>
+          <w:bCs/>
+        </w:rPr>
+        <w:t xml:space="preserve"> e pais, em pesquisas e testes</w:t>
+      </w:r>
+      <w:r>
+        <w:rPr>
+          <w:bCs/>
+        </w:rPr>
+        <w:t xml:space="preserve">, assim </w:t>
+      </w:r>
+      <w:r>
+        <w:rPr>
+          <w:bCs/>
+        </w:rPr>
+        <w:t>ajuda</w:t>
+      </w:r>
+      <w:r>
+        <w:rPr>
+          <w:bCs/>
+        </w:rPr>
+        <w:t>rá</w:t>
+      </w:r>
+      <w:r>
+        <w:rPr>
+          <w:bCs/>
+        </w:rPr>
+        <w:t xml:space="preserve"> a garantir que as soluções atendam às necessidades reais e sejam bem recebidas</w:t>
       </w:r>
       <w:r>
         <w:rPr>
@@ -493,27 +468,611 @@
           <w:numId w:val="3"/>
         </w:numPr>
         <w:rPr>
+          <w:bCs/>
+        </w:rPr>
+      </w:pPr>
+      <w:r>
+        <w:rPr>
           <w:b/>
-          <w:bCs/>
-        </w:rPr>
-      </w:pPr>
-      <w:r>
+        </w:rPr>
+        <w:t>Adaptação às Mudanças:</w:t>
+      </w:r>
+      <w:r>
+        <w:rPr>
+          <w:bCs/>
+        </w:rPr>
+        <w:t xml:space="preserve"> </w:t>
+      </w:r>
+      <w:r>
+        <w:rPr>
+          <w:bCs/>
+        </w:rPr>
+        <w:t>Durante o decorrer dos anos o</w:t>
+      </w:r>
+      <w:r>
+        <w:rPr>
+          <w:bCs/>
+        </w:rPr>
+        <w:t xml:space="preserve"> ambiente educacional</w:t>
+      </w:r>
+      <w:r>
+        <w:rPr>
+          <w:bCs/>
+        </w:rPr>
+        <w:t xml:space="preserve"> sempre esteve em constante</w:t>
+      </w:r>
+      <w:r>
+        <w:rPr>
+          <w:bCs/>
+        </w:rPr>
+        <w:t xml:space="preserve"> mudanças, especialmente em resposta a eventos como pandemias. </w:t>
+      </w:r>
+      <w:r>
+        <w:rPr>
+          <w:bCs/>
+        </w:rPr>
+        <w:t>E para contornar isso as pesquisas que realizamos nos ajuda adaptarmos</w:t>
+      </w:r>
+      <w:r>
+        <w:rPr>
+          <w:bCs/>
+        </w:rPr>
+        <w:t xml:space="preserve"> rapidamente a essas mudanças, ajustando suas soluções de acordo com as necessidades emergentes</w:t>
+      </w:r>
+      <w:r>
+        <w:rPr>
+          <w:bCs/>
+        </w:rPr>
+        <w:t>;</w:t>
+      </w:r>
+    </w:p>
+    <w:p>
+      <w:pPr>
+        <w:pStyle w:val="PargrafodaLista"/>
+        <w:numPr>
+          <w:ilvl w:val="0"/>
+          <w:numId w:val="3"/>
+        </w:numPr>
         <w:rPr>
           <w:b/>
           <w:bCs/>
         </w:rPr>
-        <w:t xml:space="preserve">Inovação Sustentável: </w:t>
-      </w:r>
-      <w:r>
-        <w:t xml:space="preserve">A pesquisa contínua é a base da inovação sustentável. À medida que a </w:t>
+      </w:pPr>
+      <w:r>
+        <w:rPr>
+          <w:b/>
+        </w:rPr>
+        <w:t>Credibilidade e Confiança:</w:t>
+      </w:r>
+      <w:r>
+        <w:rPr>
+          <w:bCs/>
+        </w:rPr>
+        <w:t xml:space="preserve"> Uma abordagem fundamentada em pesquisa aumenta a credibilidade. Isso é importante quando se busca a confiança de instituições de ensino, pais e</w:t>
+      </w:r>
+      <w:r>
+        <w:rPr>
+          <w:bCs/>
+        </w:rPr>
+        <w:t xml:space="preserve"> os alunos, para que os mesmos se sintam confortáveis em utilizar o sistema a ser desenvolvido</w:t>
+      </w:r>
+      <w:r>
+        <w:rPr>
+          <w:bCs/>
+        </w:rPr>
+        <w:t>;</w:t>
+      </w:r>
+    </w:p>
+    <w:p>
+      <w:pPr>
+        <w:pStyle w:val="PargrafodaLista"/>
+        <w:numPr>
+          <w:ilvl w:val="0"/>
+          <w:numId w:val="3"/>
+        </w:numPr>
+        <w:rPr>
+          <w:b/>
+          <w:bCs/>
+        </w:rPr>
+      </w:pPr>
+      <w:r>
+        <w:rPr>
+          <w:b/>
+          <w:bCs/>
+        </w:rPr>
+        <w:t>Inovação Sustentável</w:t>
+      </w:r>
+      <w:r>
+        <w:rPr>
+          <w:bCs/>
+        </w:rPr>
+        <w:t xml:space="preserve"> </w:t>
+      </w:r>
+      <w:r>
+        <w:rPr>
+          <w:bCs/>
+        </w:rPr>
+        <w:t xml:space="preserve">Com base nas pesquisas continuas que são realizadas, buscamos manter a base da inovação sustentável, pois </w:t>
+      </w:r>
+      <w:r>
+        <w:rPr>
+          <w:bCs/>
+        </w:rPr>
+        <w:t xml:space="preserve">com as </w:t>
+      </w:r>
+      <w:r>
+        <w:t>medida</w:t>
+      </w:r>
+      <w:r>
+        <w:t>s</w:t>
+      </w:r>
+      <w:r>
+        <w:t xml:space="preserve"> que </w:t>
+      </w:r>
+      <w:r>
+        <w:t xml:space="preserve">nós tomamos e </w:t>
+      </w:r>
+      <w:r>
+        <w:t>desenvolve</w:t>
+      </w:r>
+      <w:r>
+        <w:t>mos as</w:t>
+      </w:r>
+      <w:r>
+        <w:t xml:space="preserve"> soluções com base em pesquisas sólidas, a empresa pode manter sua posição de destaque no mercado a longo prazo.</w:t>
+      </w:r>
+    </w:p>
+    <w:p>
+      <w:pPr>
+        <w:rPr>
+          <w:bCs/>
+        </w:rPr>
+      </w:pPr>
+      <w:r>
+        <w:rPr>
+          <w:bCs/>
+        </w:rPr>
+        <w:lastRenderedPageBreak/>
+        <w:t xml:space="preserve">   </w:t>
+      </w:r>
+      <w:r>
+        <w:rPr>
+          <w:bCs/>
+        </w:rPr>
+        <w:t xml:space="preserve">E como estamos em constantes mudanças e evolução, trazendo consigo tecnologias de ponta </w:t>
+      </w:r>
+      <w:r>
+        <w:rPr>
+          <w:bCs/>
+        </w:rPr>
+        <w:t>no âmbito educacional</w:t>
+      </w:r>
+      <w:r>
+        <w:rPr>
+          <w:bCs/>
+        </w:rPr>
+        <w:t xml:space="preserve"> e nesse cenário </w:t>
+      </w:r>
+      <w:r>
+        <w:rPr>
+          <w:bCs/>
+        </w:rPr>
+        <w:t xml:space="preserve">destacamos a importância de não apenas compreender as necessidades educacionais, mas também de ser um catalisador da mudança por meio de inovações tecnológicas. </w:t>
+      </w:r>
+      <w:r>
+        <w:rPr>
+          <w:bCs/>
+        </w:rPr>
+        <w:t xml:space="preserve">E atualmente a educação não se baseia apenas mais no quadro negro e o giz pois estamos passando </w:t>
+      </w:r>
+      <w:r>
+        <w:rPr>
+          <w:bCs/>
+        </w:rPr>
+        <w:t xml:space="preserve">por uma revolução digital que </w:t>
+      </w:r>
+      <w:r>
+        <w:rPr>
+          <w:bCs/>
+        </w:rPr>
+        <w:t>irá</w:t>
+      </w:r>
+      <w:r>
+        <w:rPr>
+          <w:bCs/>
+        </w:rPr>
+        <w:t xml:space="preserve"> moldar o futuro de gerações. </w:t>
+      </w:r>
+      <w:r>
+        <w:rPr>
+          <w:bCs/>
+        </w:rPr>
+        <w:t>A</w:t>
+      </w:r>
+      <w:r>
+        <w:rPr>
+          <w:bCs/>
+        </w:rPr>
+        <w:t xml:space="preserve"> estratégia central é buscar constantemente as tecnologias mais avançadas e aplicá-las de maneira criativa e eficaz, oferecendo soluções que atendam às necessidades dos alunos, professores e instituições educacionais. Neste contexto, destacamos a</w:t>
+      </w:r>
+      <w:r>
+        <w:rPr>
+          <w:bCs/>
+        </w:rPr>
+        <w:t>lguns pontos que são importantes nesse quesito</w:t>
+      </w:r>
+      <w:r>
+        <w:rPr>
+          <w:bCs/>
+        </w:rPr>
+        <w:t xml:space="preserve"> que ajudam a moldar o ensino moderno</w:t>
+      </w:r>
+      <w:r>
+        <w:rPr>
+          <w:bCs/>
+        </w:rPr>
+        <w:t>:</w:t>
+      </w:r>
+    </w:p>
+    <w:p>
+      <w:pPr>
+        <w:pStyle w:val="PargrafodaLista"/>
+        <w:numPr>
+          <w:ilvl w:val="0"/>
+          <w:numId w:val="6"/>
+        </w:numPr>
+        <w:rPr>
+          <w:bCs/>
+        </w:rPr>
+      </w:pPr>
+      <w:r>
+        <w:rPr>
+          <w:b/>
+        </w:rPr>
+        <w:t>Ensino à Distância Ampliado:</w:t>
+      </w:r>
+      <w:r>
+        <w:rPr>
+          <w:bCs/>
+        </w:rPr>
+        <w:t xml:space="preserve"> Através de plataformas de ensino à distância de última geração, como salas de aula virtuais e recursos online, ampliamos o acesso à educação básica. Isso é crucial para estudantes em áreas remotas ou com recursos limitados, proporcionando uma educação de qualidade a todos.</w:t>
+      </w:r>
+    </w:p>
+    <w:p>
+      <w:pPr>
+        <w:pStyle w:val="PargrafodaLista"/>
+        <w:numPr>
+          <w:ilvl w:val="0"/>
+          <w:numId w:val="4"/>
+        </w:numPr>
+        <w:rPr>
+          <w:bCs/>
+        </w:rPr>
+      </w:pPr>
+      <w:r>
+        <w:rPr>
+          <w:b/>
+        </w:rPr>
+        <w:t xml:space="preserve">Gamificação da Educação: </w:t>
+      </w:r>
+      <w:r>
+        <w:rPr>
+          <w:bCs/>
+        </w:rPr>
+        <w:t xml:space="preserve">Na era atual, </w:t>
+      </w:r>
+      <w:r>
+        <w:rPr>
+          <w:bCs/>
+        </w:rPr>
+        <w:t>com as diversas</w:t>
+      </w:r>
+      <w:r>
+        <w:rPr>
+          <w:bCs/>
+        </w:rPr>
+        <w:t xml:space="preserve"> mudanças tecnológicas, a gamificação </w:t>
+      </w:r>
+      <w:r>
+        <w:rPr>
+          <w:bCs/>
+        </w:rPr>
+        <w:t>entra</w:t>
+      </w:r>
+      <w:r>
+        <w:rPr>
+          <w:bCs/>
+        </w:rPr>
+        <w:t xml:space="preserve"> como uma ferramenta educacional poderosa, especialmente quando se trata de envolver crianças e jovens. Através da gamificação, podemos oferecer uma abordagem intuitiva que captura a atenção do público mais jovem de forma cativante e, o que é igualmente importante, enquanto se divertem, estão aprendendo ativamente</w:t>
+      </w:r>
+      <w:r>
+        <w:rPr>
+          <w:bCs/>
+        </w:rPr>
+        <w:t>;</w:t>
+      </w:r>
+    </w:p>
+    <w:p>
+      <w:pPr>
+        <w:pStyle w:val="PargrafodaLista"/>
+        <w:numPr>
+          <w:ilvl w:val="0"/>
+          <w:numId w:val="4"/>
+        </w:numPr>
+        <w:rPr>
+          <w:bCs/>
+        </w:rPr>
+      </w:pPr>
+      <w:r>
+        <w:rPr>
+          <w:b/>
+        </w:rPr>
+        <w:t>Realidade aumentada e Realidade virtual:</w:t>
+      </w:r>
+      <w:r>
+        <w:rPr>
+          <w:bCs/>
+        </w:rPr>
+        <w:t xml:space="preserve"> Outro aliado para a forma de como o ensino pode ser aplicado e lecionado é por meio de RV e RA, </w:t>
+      </w:r>
+      <w:r>
+        <w:rPr>
+          <w:bCs/>
+        </w:rPr>
+        <w:t xml:space="preserve">pois por meio delas pode proporcionar experiencias imersivas, </w:t>
+      </w:r>
+      <w:r>
+        <w:rPr>
+          <w:bCs/>
+        </w:rPr>
+        <w:t>permitindo que os alunos explorem ambientes virtuais e simulações educacionais</w:t>
+      </w:r>
+      <w:r>
+        <w:rPr>
+          <w:bCs/>
+        </w:rPr>
+        <w:t xml:space="preserve">. Além de trazer </w:t>
+      </w:r>
+      <w:r>
+        <w:rPr>
+          <w:bCs/>
+        </w:rPr>
+        <w:t>em aplicativos e recursos educacionais uma abordagem inovadora ao aprendizado, tornando os conceitos abstratos mais tangíveis e envolventes</w:t>
+      </w:r>
+      <w:r>
+        <w:rPr>
+          <w:bCs/>
+        </w:rPr>
+        <w:t>;</w:t>
+      </w:r>
+    </w:p>
+    <w:p>
+      <w:pPr>
+        <w:pStyle w:val="PargrafodaLista"/>
+        <w:numPr>
+          <w:ilvl w:val="0"/>
+          <w:numId w:val="4"/>
+        </w:numPr>
+        <w:rPr>
+          <w:bCs/>
+        </w:rPr>
+      </w:pPr>
+      <w:r>
+        <w:rPr>
+          <w:b/>
+        </w:rPr>
+        <w:t>Acessibilidade:</w:t>
+      </w:r>
+      <w:r>
+        <w:rPr>
+          <w:bCs/>
+        </w:rPr>
+        <w:t xml:space="preserve"> E podemos esquecer da acessibilidade de todos, como sabemos não são todos os alunos e professores que tem os celulares, computadores, dispositivos eletrônicos de ultima geração, isso faz que os sistemas e tecnologias a serem implementadas consiga suprir a necessidade e realidade de quase todos.</w:t>
+      </w:r>
+    </w:p>
+    <w:p>
+      <w:pPr>
+        <w:pStyle w:val="PargrafodaLista"/>
+        <w:numPr>
+          <w:ilvl w:val="0"/>
+          <w:numId w:val="4"/>
+        </w:numPr>
+        <w:rPr>
+          <w:bCs/>
+        </w:rPr>
+      </w:pPr>
+      <w:r>
+        <w:rPr>
+          <w:b/>
+        </w:rPr>
+        <w:t>Treinamento de Professores e Capacitação:</w:t>
+      </w:r>
+      <w:r>
+        <w:rPr>
+          <w:bCs/>
+        </w:rPr>
+        <w:t xml:space="preserve"> </w:t>
+      </w:r>
+      <w:r>
+        <w:rPr>
+          <w:bCs/>
+        </w:rPr>
+        <w:t>Neste meio precisamos também de profissionais capacitados para utilizar tal tecnologia, por isso</w:t>
+      </w:r>
+      <w:r>
+        <w:rPr>
+          <w:bCs/>
+        </w:rPr>
+        <w:t xml:space="preserve"> pode</w:t>
+      </w:r>
+      <w:r>
+        <w:rPr>
+          <w:bCs/>
+        </w:rPr>
+        <w:t>-se</w:t>
+      </w:r>
+      <w:r>
+        <w:rPr>
+          <w:bCs/>
+        </w:rPr>
+        <w:t xml:space="preserve"> oferecer programas de treinamento e capacitação aos educadores para garantir que eles estejam aptos a usar eficazmente as tecnologias de ponta em suas práticas de ensino.</w:t>
+      </w:r>
+    </w:p>
+    <w:p>
+      <w:pPr>
+        <w:pStyle w:val="PargrafodaLista"/>
+        <w:numPr>
+          <w:ilvl w:val="0"/>
+          <w:numId w:val="4"/>
+        </w:numPr>
+        <w:rPr>
+          <w:bCs/>
+        </w:rPr>
+      </w:pPr>
+      <w:r>
+        <w:rPr>
+          <w:b/>
+        </w:rPr>
+        <w:t>Segurança e Privacidade de Dados:</w:t>
+      </w:r>
+      <w:r>
+        <w:rPr>
+          <w:bCs/>
+        </w:rPr>
+        <w:t xml:space="preserve"> </w:t>
+      </w:r>
+      <w:r>
+        <w:rPr>
+          <w:bCs/>
+        </w:rPr>
+        <w:t>Mas além de pensarmos em</w:t>
+      </w:r>
+      <w:r>
+        <w:rPr>
+          <w:bCs/>
+        </w:rPr>
+        <w:t xml:space="preserve"> gamificação, RV, RA, treinamento, temos que buscar a segurança e privacidade de todos os dados no sistema, pois além de r</w:t>
+      </w:r>
+      <w:r>
+        <w:rPr>
+          <w:bCs/>
+        </w:rPr>
+        <w:t>econhecemos a importância crítica de proteger os dados dos alunos</w:t>
+      </w:r>
+      <w:r>
+        <w:rPr>
+          <w:bCs/>
+        </w:rPr>
+        <w:t>, professores, etc. Tende-se a utilizar form</w:t>
+      </w:r>
+      <w:r>
+        <w:rPr>
+          <w:bCs/>
+        </w:rPr>
+        <w:t>a</w:t>
+      </w:r>
+      <w:r>
+        <w:rPr>
+          <w:bCs/>
+        </w:rPr>
+        <w:t>s</w:t>
+      </w:r>
+      <w:r>
+        <w:rPr>
+          <w:bCs/>
+        </w:rPr>
+        <w:t xml:space="preserve"> rigorosas </w:t>
+      </w:r>
+      <w:r>
+        <w:rPr>
+          <w:bCs/>
+        </w:rPr>
+        <w:t xml:space="preserve">e </w:t>
+      </w:r>
+      <w:r>
+        <w:rPr>
+          <w:bCs/>
+        </w:rPr>
+        <w:t>medidas de segurança, garantindo que a privacidade dos dados seja mantida em todos os momentos.</w:t>
+      </w:r>
+    </w:p>
+    <w:p>
+      <w:pPr>
+        <w:pStyle w:val="PargrafodaLista"/>
+        <w:rPr>
+          <w:bCs/>
+        </w:rPr>
+      </w:pPr>
+    </w:p>
+    <w:p>
+      <w:pPr>
+        <w:rPr>
+          <w:bCs/>
+        </w:rPr>
+      </w:pPr>
+      <w:r>
+        <w:rPr>
+          <w:bCs/>
+        </w:rPr>
+        <w:t xml:space="preserve">   Portanto, a</w:t>
+      </w:r>
+      <w:r>
+        <w:rPr>
+          <w:bCs/>
+        </w:rPr>
+        <w:t xml:space="preserve">o colocar ênfase na pesquisa, uma empresa de </w:t>
       </w:r>
       <w:proofErr w:type="spellStart"/>
       <w:r>
-        <w:t>UniSoft</w:t>
+        <w:rPr>
+          <w:bCs/>
+        </w:rPr>
+        <w:t>EdTech</w:t>
       </w:r>
       <w:proofErr w:type="spellEnd"/>
       <w:r>
-        <w:t xml:space="preserve"> desenvolve soluções com base em pesquisas sólidas, a empresa pode manter sua posição de destaque no mercado a longo prazo.</w:t>
+        <w:rPr>
+          <w:bCs/>
+        </w:rPr>
+        <w:t xml:space="preserve"> reforça seu compromisso com a inovação no setor e sua habilidade de criar soluções</w:t>
+      </w:r>
+      <w:r>
+        <w:rPr>
+          <w:bCs/>
+        </w:rPr>
+        <w:t xml:space="preserve"> que saiba utilizar o que há de melhor nas novas tecnologias de ponta, </w:t>
+      </w:r>
+      <w:proofErr w:type="gramStart"/>
+      <w:r>
+        <w:rPr>
+          <w:bCs/>
+        </w:rPr>
+        <w:t>que  e</w:t>
+      </w:r>
+      <w:proofErr w:type="gramEnd"/>
+      <w:r>
+        <w:rPr>
+          <w:bCs/>
+        </w:rPr>
+        <w:t xml:space="preserve"> também saber utilizar soluções que não utilize somente tecnologias. </w:t>
+      </w:r>
+      <w:r>
+        <w:rPr>
+          <w:bCs/>
+        </w:rPr>
+        <w:t xml:space="preserve">Essa abordagem não apenas a diferencia no mercado, mas também estabelece </w:t>
+      </w:r>
+      <w:r>
+        <w:rPr>
+          <w:bCs/>
+        </w:rPr>
+        <w:t>uma</w:t>
+      </w:r>
+      <w:r>
+        <w:rPr>
+          <w:bCs/>
+        </w:rPr>
+        <w:t xml:space="preserve"> reputação como uma parceira confiável e valorizada por instituições educacionais e governamentais em sua busca constante pela transformação digital da educação básica. Essa reputação sólida é fundamental para a construção de relacionamentos duradouros e para impulsionar os avanços necessários no campo da educação.</w:t>
       </w:r>
     </w:p>
     <w:sectPr>
@@ -662,6 +1221,345 @@
 <file path=word/numbering.xml><?xml version="1.0" encoding="utf-8"?>
 <w:numbering xmlns:wpc="http://schemas.microsoft.com/office/word/2010/wordprocessingCanvas" xmlns:cx="http://schemas.microsoft.com/office/drawing/2014/chartex" xmlns:cx1="http://schemas.microsoft.com/office/drawing/2015/9/8/chartex" xmlns:cx2="http://schemas.microsoft.com/office/drawing/2015/10/21/chartex" xmlns:cx3="http://schemas.microsoft.com/office/drawing/2016/5/9/chartex" xmlns:cx4="http://schemas.microsoft.com/office/drawing/2016/5/10/chartex" xmlns:cx5="http://schemas.microsoft.com/office/drawing/2016/5/11/chartex" xmlns:cx6="http://schemas.microsoft.com/office/drawing/2016/5/12/chartex" xmlns:cx7="http://schemas.microsoft.com/office/drawing/2016/5/13/chartex" xmlns:cx8="http://schemas.microsoft.com/office/drawing/2016/5/14/chartex" xmlns:mc="http://schemas.openxmlformats.org/markup-compatibility/2006" xmlns:aink="http://schemas.microsoft.com/office/drawing/2016/ink" xmlns:am3d="http://schemas.microsoft.com/office/drawing/2017/model3d" xmlns:o="urn:schemas-microsoft-com:office:office" xmlns:oel="http://schemas.microsoft.com/office/2019/extlst" xmlns:r="http://schemas.openxmlformats.org/officeDocument/2006/relationships" xmlns:m="http://schemas.openxmlformats.org/officeDocument/2006/math" xmlns:v="urn:schemas-microsoft-com:vml" xmlns:wp14="http://schemas.microsoft.com/office/word/2010/wordprocessingDrawing" xmlns:wp="http://schemas.openxmlformats.org/drawingml/2006/wordprocessingDrawing" xmlns:w10="urn:schemas-microsoft-com:office:word" xmlns:w="http://schemas.openxmlformats.org/wordprocessingml/2006/main" xmlns:w14="http://schemas.microsoft.com/office/word/2010/wordml" xmlns:w15="http://schemas.microsoft.com/office/word/2012/wordml" xmlns:w16cex="http://schemas.microsoft.com/office/word/2018/wordml/cex" xmlns:w16cid="http://schemas.microsoft.com/office/word/2016/wordml/cid" xmlns:w16="http://schemas.microsoft.com/office/word/2018/wordml" xmlns:w16sdtdh="http://schemas.microsoft.com/office/word/2020/wordml/sdtdatahash" xmlns:w16se="http://schemas.microsoft.com/office/word/2015/wordml/symex" xmlns:wpg="http://schemas.microsoft.com/office/word/2010/wordprocessingGroup" xmlns:wpi="http://schemas.microsoft.com/office/word/2010/wordprocessingInk" xmlns:wne="http://schemas.microsoft.com/office/word/2006/wordml" xmlns:wps="http://schemas.microsoft.com/office/word/2010/wordprocessingShape" mc:Ignorable="w14 w15 w16se w16cid w16 w16cex w16sdtdh wp14">
   <w:abstractNum w:abstractNumId="0" w15:restartNumberingAfterBreak="0">
+    <w:nsid w:val="1D28513E"/>
+    <w:multiLevelType w:val="hybridMultilevel"/>
+    <w:tmpl w:val="1BFA9C94"/>
+    <w:lvl w:ilvl="0" w:tplc="04160001">
+      <w:start w:val="1"/>
+      <w:numFmt w:val="bullet"/>
+      <w:lvlText w:val=""/>
+      <w:lvlJc w:val="left"/>
+      <w:pPr>
+        <w:ind w:left="720" w:hanging="360"/>
+      </w:pPr>
+      <w:rPr>
+        <w:rFonts w:ascii="Symbol" w:hAnsi="Symbol" w:hint="default"/>
+      </w:rPr>
+    </w:lvl>
+    <w:lvl w:ilvl="1" w:tplc="04160003" w:tentative="1">
+      <w:start w:val="1"/>
+      <w:numFmt w:val="bullet"/>
+      <w:lvlText w:val="o"/>
+      <w:lvlJc w:val="left"/>
+      <w:pPr>
+        <w:ind w:left="1440" w:hanging="360"/>
+      </w:pPr>
+      <w:rPr>
+        <w:rFonts w:ascii="Courier New" w:hAnsi="Courier New" w:cs="Courier New" w:hint="default"/>
+      </w:rPr>
+    </w:lvl>
+    <w:lvl w:ilvl="2" w:tplc="04160005" w:tentative="1">
+      <w:start w:val="1"/>
+      <w:numFmt w:val="bullet"/>
+      <w:lvlText w:val=""/>
+      <w:lvlJc w:val="left"/>
+      <w:pPr>
+        <w:ind w:left="2160" w:hanging="360"/>
+      </w:pPr>
+      <w:rPr>
+        <w:rFonts w:ascii="Wingdings" w:hAnsi="Wingdings" w:hint="default"/>
+      </w:rPr>
+    </w:lvl>
+    <w:lvl w:ilvl="3" w:tplc="04160001" w:tentative="1">
+      <w:start w:val="1"/>
+      <w:numFmt w:val="bullet"/>
+      <w:lvlText w:val=""/>
+      <w:lvlJc w:val="left"/>
+      <w:pPr>
+        <w:ind w:left="2880" w:hanging="360"/>
+      </w:pPr>
+      <w:rPr>
+        <w:rFonts w:ascii="Symbol" w:hAnsi="Symbol" w:hint="default"/>
+      </w:rPr>
+    </w:lvl>
+    <w:lvl w:ilvl="4" w:tplc="04160003" w:tentative="1">
+      <w:start w:val="1"/>
+      <w:numFmt w:val="bullet"/>
+      <w:lvlText w:val="o"/>
+      <w:lvlJc w:val="left"/>
+      <w:pPr>
+        <w:ind w:left="3600" w:hanging="360"/>
+      </w:pPr>
+      <w:rPr>
+        <w:rFonts w:ascii="Courier New" w:hAnsi="Courier New" w:cs="Courier New" w:hint="default"/>
+      </w:rPr>
+    </w:lvl>
+    <w:lvl w:ilvl="5" w:tplc="04160005" w:tentative="1">
+      <w:start w:val="1"/>
+      <w:numFmt w:val="bullet"/>
+      <w:lvlText w:val=""/>
+      <w:lvlJc w:val="left"/>
+      <w:pPr>
+        <w:ind w:left="4320" w:hanging="360"/>
+      </w:pPr>
+      <w:rPr>
+        <w:rFonts w:ascii="Wingdings" w:hAnsi="Wingdings" w:hint="default"/>
+      </w:rPr>
+    </w:lvl>
+    <w:lvl w:ilvl="6" w:tplc="04160001" w:tentative="1">
+      <w:start w:val="1"/>
+      <w:numFmt w:val="bullet"/>
+      <w:lvlText w:val=""/>
+      <w:lvlJc w:val="left"/>
+      <w:pPr>
+        <w:ind w:left="5040" w:hanging="360"/>
+      </w:pPr>
+      <w:rPr>
+        <w:rFonts w:ascii="Symbol" w:hAnsi="Symbol" w:hint="default"/>
+      </w:rPr>
+    </w:lvl>
+    <w:lvl w:ilvl="7" w:tplc="04160003" w:tentative="1">
+      <w:start w:val="1"/>
+      <w:numFmt w:val="bullet"/>
+      <w:lvlText w:val="o"/>
+      <w:lvlJc w:val="left"/>
+      <w:pPr>
+        <w:ind w:left="5760" w:hanging="360"/>
+      </w:pPr>
+      <w:rPr>
+        <w:rFonts w:ascii="Courier New" w:hAnsi="Courier New" w:cs="Courier New" w:hint="default"/>
+      </w:rPr>
+    </w:lvl>
+    <w:lvl w:ilvl="8" w:tplc="04160005" w:tentative="1">
+      <w:start w:val="1"/>
+      <w:numFmt w:val="bullet"/>
+      <w:lvlText w:val=""/>
+      <w:lvlJc w:val="left"/>
+      <w:pPr>
+        <w:ind w:left="6480" w:hanging="360"/>
+      </w:pPr>
+      <w:rPr>
+        <w:rFonts w:ascii="Wingdings" w:hAnsi="Wingdings" w:hint="default"/>
+      </w:rPr>
+    </w:lvl>
+  </w:abstractNum>
+  <w:abstractNum w:abstractNumId="1" w15:restartNumberingAfterBreak="0">
+    <w:nsid w:val="396340A8"/>
+    <w:multiLevelType w:val="hybridMultilevel"/>
+    <w:tmpl w:val="3806C510"/>
+    <w:lvl w:ilvl="0" w:tplc="04160001">
+      <w:start w:val="1"/>
+      <w:numFmt w:val="bullet"/>
+      <w:lvlText w:val=""/>
+      <w:lvlJc w:val="left"/>
+      <w:pPr>
+        <w:ind w:left="720" w:hanging="360"/>
+      </w:pPr>
+      <w:rPr>
+        <w:rFonts w:ascii="Symbol" w:hAnsi="Symbol" w:hint="default"/>
+      </w:rPr>
+    </w:lvl>
+    <w:lvl w:ilvl="1" w:tplc="04160003" w:tentative="1">
+      <w:start w:val="1"/>
+      <w:numFmt w:val="bullet"/>
+      <w:lvlText w:val="o"/>
+      <w:lvlJc w:val="left"/>
+      <w:pPr>
+        <w:ind w:left="1440" w:hanging="360"/>
+      </w:pPr>
+      <w:rPr>
+        <w:rFonts w:ascii="Courier New" w:hAnsi="Courier New" w:cs="Courier New" w:hint="default"/>
+      </w:rPr>
+    </w:lvl>
+    <w:lvl w:ilvl="2" w:tplc="04160005" w:tentative="1">
+      <w:start w:val="1"/>
+      <w:numFmt w:val="bullet"/>
+      <w:lvlText w:val=""/>
+      <w:lvlJc w:val="left"/>
+      <w:pPr>
+        <w:ind w:left="2160" w:hanging="360"/>
+      </w:pPr>
+      <w:rPr>
+        <w:rFonts w:ascii="Wingdings" w:hAnsi="Wingdings" w:hint="default"/>
+      </w:rPr>
+    </w:lvl>
+    <w:lvl w:ilvl="3" w:tplc="04160001" w:tentative="1">
+      <w:start w:val="1"/>
+      <w:numFmt w:val="bullet"/>
+      <w:lvlText w:val=""/>
+      <w:lvlJc w:val="left"/>
+      <w:pPr>
+        <w:ind w:left="2880" w:hanging="360"/>
+      </w:pPr>
+      <w:rPr>
+        <w:rFonts w:ascii="Symbol" w:hAnsi="Symbol" w:hint="default"/>
+      </w:rPr>
+    </w:lvl>
+    <w:lvl w:ilvl="4" w:tplc="04160003" w:tentative="1">
+      <w:start w:val="1"/>
+      <w:numFmt w:val="bullet"/>
+      <w:lvlText w:val="o"/>
+      <w:lvlJc w:val="left"/>
+      <w:pPr>
+        <w:ind w:left="3600" w:hanging="360"/>
+      </w:pPr>
+      <w:rPr>
+        <w:rFonts w:ascii="Courier New" w:hAnsi="Courier New" w:cs="Courier New" w:hint="default"/>
+      </w:rPr>
+    </w:lvl>
+    <w:lvl w:ilvl="5" w:tplc="04160005" w:tentative="1">
+      <w:start w:val="1"/>
+      <w:numFmt w:val="bullet"/>
+      <w:lvlText w:val=""/>
+      <w:lvlJc w:val="left"/>
+      <w:pPr>
+        <w:ind w:left="4320" w:hanging="360"/>
+      </w:pPr>
+      <w:rPr>
+        <w:rFonts w:ascii="Wingdings" w:hAnsi="Wingdings" w:hint="default"/>
+      </w:rPr>
+    </w:lvl>
+    <w:lvl w:ilvl="6" w:tplc="04160001" w:tentative="1">
+      <w:start w:val="1"/>
+      <w:numFmt w:val="bullet"/>
+      <w:lvlText w:val=""/>
+      <w:lvlJc w:val="left"/>
+      <w:pPr>
+        <w:ind w:left="5040" w:hanging="360"/>
+      </w:pPr>
+      <w:rPr>
+        <w:rFonts w:ascii="Symbol" w:hAnsi="Symbol" w:hint="default"/>
+      </w:rPr>
+    </w:lvl>
+    <w:lvl w:ilvl="7" w:tplc="04160003" w:tentative="1">
+      <w:start w:val="1"/>
+      <w:numFmt w:val="bullet"/>
+      <w:lvlText w:val="o"/>
+      <w:lvlJc w:val="left"/>
+      <w:pPr>
+        <w:ind w:left="5760" w:hanging="360"/>
+      </w:pPr>
+      <w:rPr>
+        <w:rFonts w:ascii="Courier New" w:hAnsi="Courier New" w:cs="Courier New" w:hint="default"/>
+      </w:rPr>
+    </w:lvl>
+    <w:lvl w:ilvl="8" w:tplc="04160005" w:tentative="1">
+      <w:start w:val="1"/>
+      <w:numFmt w:val="bullet"/>
+      <w:lvlText w:val=""/>
+      <w:lvlJc w:val="left"/>
+      <w:pPr>
+        <w:ind w:left="6480" w:hanging="360"/>
+      </w:pPr>
+      <w:rPr>
+        <w:rFonts w:ascii="Wingdings" w:hAnsi="Wingdings" w:hint="default"/>
+      </w:rPr>
+    </w:lvl>
+  </w:abstractNum>
+  <w:abstractNum w:abstractNumId="2" w15:restartNumberingAfterBreak="0">
+    <w:nsid w:val="46626BDA"/>
+    <w:multiLevelType w:val="hybridMultilevel"/>
+    <w:tmpl w:val="CEEE2AA0"/>
+    <w:lvl w:ilvl="0" w:tplc="04160001">
+      <w:start w:val="1"/>
+      <w:numFmt w:val="bullet"/>
+      <w:lvlText w:val=""/>
+      <w:lvlJc w:val="left"/>
+      <w:pPr>
+        <w:ind w:left="720" w:hanging="360"/>
+      </w:pPr>
+      <w:rPr>
+        <w:rFonts w:ascii="Symbol" w:hAnsi="Symbol" w:hint="default"/>
+      </w:rPr>
+    </w:lvl>
+    <w:lvl w:ilvl="1" w:tplc="04160003" w:tentative="1">
+      <w:start w:val="1"/>
+      <w:numFmt w:val="bullet"/>
+      <w:lvlText w:val="o"/>
+      <w:lvlJc w:val="left"/>
+      <w:pPr>
+        <w:ind w:left="1440" w:hanging="360"/>
+      </w:pPr>
+      <w:rPr>
+        <w:rFonts w:ascii="Courier New" w:hAnsi="Courier New" w:cs="Courier New" w:hint="default"/>
+      </w:rPr>
+    </w:lvl>
+    <w:lvl w:ilvl="2" w:tplc="04160005" w:tentative="1">
+      <w:start w:val="1"/>
+      <w:numFmt w:val="bullet"/>
+      <w:lvlText w:val=""/>
+      <w:lvlJc w:val="left"/>
+      <w:pPr>
+        <w:ind w:left="2160" w:hanging="360"/>
+      </w:pPr>
+      <w:rPr>
+        <w:rFonts w:ascii="Wingdings" w:hAnsi="Wingdings" w:hint="default"/>
+      </w:rPr>
+    </w:lvl>
+    <w:lvl w:ilvl="3" w:tplc="04160001" w:tentative="1">
+      <w:start w:val="1"/>
+      <w:numFmt w:val="bullet"/>
+      <w:lvlText w:val=""/>
+      <w:lvlJc w:val="left"/>
+      <w:pPr>
+        <w:ind w:left="2880" w:hanging="360"/>
+      </w:pPr>
+      <w:rPr>
+        <w:rFonts w:ascii="Symbol" w:hAnsi="Symbol" w:hint="default"/>
+      </w:rPr>
+    </w:lvl>
+    <w:lvl w:ilvl="4" w:tplc="04160003" w:tentative="1">
+      <w:start w:val="1"/>
+      <w:numFmt w:val="bullet"/>
+      <w:lvlText w:val="o"/>
+      <w:lvlJc w:val="left"/>
+      <w:pPr>
+        <w:ind w:left="3600" w:hanging="360"/>
+      </w:pPr>
+      <w:rPr>
+        <w:rFonts w:ascii="Courier New" w:hAnsi="Courier New" w:cs="Courier New" w:hint="default"/>
+      </w:rPr>
+    </w:lvl>
+    <w:lvl w:ilvl="5" w:tplc="04160005" w:tentative="1">
+      <w:start w:val="1"/>
+      <w:numFmt w:val="bullet"/>
+      <w:lvlText w:val=""/>
+      <w:lvlJc w:val="left"/>
+      <w:pPr>
+        <w:ind w:left="4320" w:hanging="360"/>
+      </w:pPr>
+      <w:rPr>
+        <w:rFonts w:ascii="Wingdings" w:hAnsi="Wingdings" w:hint="default"/>
+      </w:rPr>
+    </w:lvl>
+    <w:lvl w:ilvl="6" w:tplc="04160001" w:tentative="1">
+      <w:start w:val="1"/>
+      <w:numFmt w:val="bullet"/>
+      <w:lvlText w:val=""/>
+      <w:lvlJc w:val="left"/>
+      <w:pPr>
+        <w:ind w:left="5040" w:hanging="360"/>
+      </w:pPr>
+      <w:rPr>
+        <w:rFonts w:ascii="Symbol" w:hAnsi="Symbol" w:hint="default"/>
+      </w:rPr>
+    </w:lvl>
+    <w:lvl w:ilvl="7" w:tplc="04160003" w:tentative="1">
+      <w:start w:val="1"/>
+      <w:numFmt w:val="bullet"/>
+      <w:lvlText w:val="o"/>
+      <w:lvlJc w:val="left"/>
+      <w:pPr>
+        <w:ind w:left="5760" w:hanging="360"/>
+      </w:pPr>
+      <w:rPr>
+        <w:rFonts w:ascii="Courier New" w:hAnsi="Courier New" w:cs="Courier New" w:hint="default"/>
+      </w:rPr>
+    </w:lvl>
+    <w:lvl w:ilvl="8" w:tplc="04160005" w:tentative="1">
+      <w:start w:val="1"/>
+      <w:numFmt w:val="bullet"/>
+      <w:lvlText w:val=""/>
+      <w:lvlJc w:val="left"/>
+      <w:pPr>
+        <w:ind w:left="6480" w:hanging="360"/>
+      </w:pPr>
+      <w:rPr>
+        <w:rFonts w:ascii="Wingdings" w:hAnsi="Wingdings" w:hint="default"/>
+      </w:rPr>
+    </w:lvl>
+  </w:abstractNum>
+  <w:abstractNum w:abstractNumId="3" w15:restartNumberingAfterBreak="0">
     <w:nsid w:val="488270BA"/>
     <w:multiLevelType w:val="hybridMultilevel"/>
     <w:tmpl w:val="CC88F2C8"/>
@@ -774,7 +1672,7 @@
       </w:rPr>
     </w:lvl>
   </w:abstractNum>
-  <w:abstractNum w:abstractNumId="1" w15:restartNumberingAfterBreak="0">
+  <w:abstractNum w:abstractNumId="4" w15:restartNumberingAfterBreak="0">
     <w:nsid w:val="4D3B135C"/>
     <w:multiLevelType w:val="hybridMultilevel"/>
     <w:tmpl w:val="A5C4D854"/>
@@ -887,7 +1785,7 @@
       </w:rPr>
     </w:lvl>
   </w:abstractNum>
-  <w:abstractNum w:abstractNumId="2" w15:restartNumberingAfterBreak="0">
+  <w:abstractNum w:abstractNumId="5" w15:restartNumberingAfterBreak="0">
     <w:nsid w:val="4FAB13CC"/>
     <w:multiLevelType w:val="hybridMultilevel"/>
     <w:tmpl w:val="52FC061A"/>
@@ -1001,13 +1899,22 @@
     </w:lvl>
   </w:abstractNum>
   <w:num w:numId="1" w16cid:durableId="560676362">
-    <w:abstractNumId w:val="1"/>
+    <w:abstractNumId w:val="4"/>
   </w:num>
   <w:num w:numId="2" w16cid:durableId="1925722573">
+    <w:abstractNumId w:val="3"/>
+  </w:num>
+  <w:num w:numId="3" w16cid:durableId="2979989">
+    <w:abstractNumId w:val="5"/>
+  </w:num>
+  <w:num w:numId="4" w16cid:durableId="571887685">
     <w:abstractNumId w:val="0"/>
   </w:num>
-  <w:num w:numId="3" w16cid:durableId="2979989">
+  <w:num w:numId="5" w16cid:durableId="1872260371">
     <w:abstractNumId w:val="2"/>
+  </w:num>
+  <w:num w:numId="6" w16cid:durableId="2003896114">
+    <w:abstractNumId w:val="1"/>
   </w:num>
 </w:numbering>
 </file>
